--- a/public/English_Dictation_Word_Template.docx
+++ b/public/English_Dictation_Word_Template.docx
@@ -439,6 +439,56 @@
           <w:sz w:val="24"/>
           <w:szCs w:val="24"/>
         </w:rPr>
+        <w:t xml:space="preserve">TRANSLATION:</w:t>
+      </w:r>
+    </w:p>
+    <w:p>
+      <w:r>
+        <w:rPr>
+          <w:rFonts w:ascii="Calibri" w:cs="Calibri" w:eastAsia="Calibri" w:hAnsi="Calibri"/>
+          <w:sz w:val="24"/>
+          <w:szCs w:val="24"/>
+        </w:rPr>
+        <w:t xml:space="preserve">Đây là ngôi trường của em.</w:t>
+      </w:r>
+    </w:p>
+    <w:p>
+      <w:r>
+        <w:rPr>
+          <w:rFonts w:ascii="Calibri" w:cs="Calibri" w:eastAsia="Calibri" w:hAnsi="Calibri"/>
+          <w:sz w:val="24"/>
+          <w:szCs w:val="24"/>
+        </w:rPr>
+        <w:t xml:space="preserve">Cô giáo của em rất hiền.</w:t>
+      </w:r>
+    </w:p>
+    <w:p>
+      <w:r>
+        <w:rPr>
+          <w:rFonts w:ascii="Calibri" w:cs="Calibri" w:eastAsia="Calibri" w:hAnsi="Calibri"/>
+          <w:sz w:val="24"/>
+          <w:szCs w:val="24"/>
+        </w:rPr>
+        <w:t xml:space="preserve">Em rất yêu quý lớp học của mình.</w:t>
+      </w:r>
+    </w:p>
+    <w:p>
+      <w:r>
+        <w:rPr>
+          <w:rFonts w:ascii="Calibri" w:cs="Calibri" w:eastAsia="Calibri" w:hAnsi="Calibri"/>
+          <w:sz w:val="24"/>
+          <w:szCs w:val="24"/>
+        </w:rPr>
+        <w:t xml:space="preserve"/>
+      </w:r>
+    </w:p>
+    <w:p>
+      <w:r>
+        <w:rPr>
+          <w:rFonts w:ascii="Calibri" w:cs="Calibri" w:eastAsia="Calibri" w:hAnsi="Calibri"/>
+          <w:sz w:val="24"/>
+          <w:szCs w:val="24"/>
+        </w:rPr>
         <w:t xml:space="preserve">========================================</w:t>
       </w:r>
     </w:p>
@@ -599,6 +649,26 @@
           <w:sz w:val="24"/>
           <w:szCs w:val="24"/>
         </w:rPr>
+        <w:t xml:space="preserve">TRANSLATION: Em có một chú mèo con đáng yêu.</w:t>
+      </w:r>
+    </w:p>
+    <w:p>
+      <w:r>
+        <w:rPr>
+          <w:rFonts w:ascii="Calibri" w:cs="Calibri" w:eastAsia="Calibri" w:hAnsi="Calibri"/>
+          <w:sz w:val="24"/>
+          <w:szCs w:val="24"/>
+        </w:rPr>
+        <w:t xml:space="preserve"/>
+      </w:r>
+    </w:p>
+    <w:p>
+      <w:r>
+        <w:rPr>
+          <w:rFonts w:ascii="Calibri" w:cs="Calibri" w:eastAsia="Calibri" w:hAnsi="Calibri"/>
+          <w:sz w:val="24"/>
+          <w:szCs w:val="24"/>
+        </w:rPr>
         <w:t xml:space="preserve">========================================</w:t>
       </w:r>
     </w:p>
@@ -670,6 +740,16 @@
           <w:szCs w:val="24"/>
         </w:rPr>
         <w:t xml:space="preserve">BÀI học cần có TITLE</w:t>
+      </w:r>
+    </w:p>
+    <w:p>
+      <w:r>
+        <w:rPr>
+          <w:rFonts w:ascii="Calibri" w:cs="Calibri" w:eastAsia="Calibri" w:hAnsi="Calibri"/>
+          <w:sz w:val="24"/>
+          <w:szCs w:val="24"/>
+        </w:rPr>
+        <w:t xml:space="preserve">TRANSLATION: Bản dịch tiếng Việt bài học (không bắt buộc)</w:t>
       </w:r>
     </w:p>
     <w:sectPr>
